--- a/testakten/schwerbehindertenrecht-autismus-adhs-arbeitsleben-wuppertal/04_arbeitgeber_bem_notiz.docx
+++ b/testakten/schwerbehindertenrecht-autismus-adhs-arbeitsleben-wuppertal/04_arbeitgeber_bem_notiz.docx
@@ -70,7 +70,27 @@
         <w:t>Homeoffice ein Tag pro Woche, Noise-Cancelling-Kopfhörer erlaubt, aber kein Einzelbüro. Schriftliche Aufgabensteuerung sei wegen Baustellenänderungen nicht immer möglich.</w:t>
       </w:r>
     </w:p>
+    <w:p>
+      <w:pPr>
+        <w:pStyle w:val="Heading2"/>
+      </w:pPr>
+      <w:r>
+        <w:t>BEM-Termin und betriebliche Beobachtungen</w:t>
+      </w:r>
+    </w:p>
+    <w:p>
+      <w:r>
+        <w:t>Am 8. Juli 2026 nahmen Julian Arendt, Personalreferentin Anja Feld, Vertrauensperson Meike Vogt und Teamleiter Björn Hagedorn am BEM-Gespräch teil. Die Fehlzeitenliste weist seit November 2025 insgesamt 19 einzelne Ausfalltage aus. Zwei Arbeitstage endeten vorzeitig nach Reizüberlastung; am 23. Juni begleitete Frau Vogt den Mitarbeiter in den Ruheraum.</w:t>
+      </w:r>
+    </w:p>
+    <w:p>
+      <w:r>
+        <w:t>Besprochen wurden ein fester Arbeitsplatz am Rand des Büros, geräuschdämpfende Kopfhörer, schriftliche Tagesordnungen, keine unangekündigten Raumwechsel und zwei mobile Arbeitstage. Die Arbeitgeberin sagte eine vierwöchige Erprobung ab 13. Juli zu. Eine Leistungsbewertung oder Änderung des Arbeitsvertrags wurde nicht beschlossen. Das Protokoll soll nach Gegenlesen von allen Teilnehmern unterschrieben werden.</w:t>
+      </w:r>
+    </w:p>
     <w:sectPr>
+      <w:headerReference w:type="default" r:id="rId9"/>
+      <w:footerReference w:type="default" r:id="rId10"/>
       <w:pgSz w:w="11906" w:h="16838"/>
       <w:pgMar w:top="1417" w:right="1417" w:bottom="1417" w:left="1417" w:header="720" w:footer="720" w:gutter="0"/>
       <w:cols w:space="720"/>
@@ -78,6 +98,44 @@
     </w:sectPr>
   </w:body>
 </w:document>
+</file>
+
+<file path=word/footer1.xml><?xml version="1.0" encoding="utf-8"?>
+<w:ftr xmlns:m="http://schemas.openxmlformats.org/officeDocument/2006/math" xmlns:mc="http://schemas.openxmlformats.org/markup-compatibility/2006" xmlns:mo="http://schemas.microsoft.com/office/mac/office/2008/main" xmlns:mv="urn:schemas-microsoft-com:mac:vml" xmlns:o="urn:schemas-microsoft-com:office:office" xmlns:r="http://schemas.openxmlformats.org/officeDocument/2006/relationships" xmlns:v="urn:schemas-microsoft-com:vml" xmlns:w10="urn:schemas-microsoft-com:office:word" xmlns:w14="http://schemas.microsoft.com/office/word/2010/wordml" xmlns:w="http://schemas.openxmlformats.org/wordprocessingml/2006/main" xmlns:wne="http://schemas.microsoft.com/office/word/2006/wordml" xmlns:wp14="http://schemas.microsoft.com/office/word/2010/wordprocessingDrawing" xmlns:wp="http://schemas.openxmlformats.org/drawingml/2006/wordprocessingDrawing" xmlns:wpc="http://schemas.microsoft.com/office/word/2010/wordprocessingCanvas" xmlns:wpg="http://schemas.microsoft.com/office/word/2010/wordprocessingGroup" xmlns:wpi="http://schemas.microsoft.com/office/word/2010/wordprocessingInk" xmlns:wps="http://schemas.microsoft.com/office/word/2010/wordprocessingShape" mc:Ignorable="w14 wp14">
+  <w:p>
+    <w:pPr>
+      <w:pStyle w:val="Footer"/>
+      <w:jc w:val="center"/>
+    </w:pPr>
+    <w:r>
+      <w:rPr>
+        <w:rFonts w:ascii="Arial" w:hAnsi="Arial"/>
+        <w:color w:val="6E6E6E"/>
+        <w:sz w:val="16"/>
+      </w:rPr>
+      <w:t>Aktenstück 04_arbeitgeber_bem_notiz.docx · Arbeitsstand</w:t>
+    </w:r>
+  </w:p>
+</w:ftr>
+</file>
+
+<file path=word/header1.xml><?xml version="1.0" encoding="utf-8"?>
+<w:hdr xmlns:m="http://schemas.openxmlformats.org/officeDocument/2006/math" xmlns:mc="http://schemas.openxmlformats.org/markup-compatibility/2006" xmlns:mo="http://schemas.microsoft.com/office/mac/office/2008/main" xmlns:mv="urn:schemas-microsoft-com:mac:vml" xmlns:o="urn:schemas-microsoft-com:office:office" xmlns:r="http://schemas.openxmlformats.org/officeDocument/2006/relationships" xmlns:v="urn:schemas-microsoft-com:vml" xmlns:w10="urn:schemas-microsoft-com:office:word" xmlns:w14="http://schemas.microsoft.com/office/word/2010/wordml" xmlns:w="http://schemas.openxmlformats.org/wordprocessingml/2006/main" xmlns:wne="http://schemas.microsoft.com/office/word/2006/wordml" xmlns:wp14="http://schemas.microsoft.com/office/word/2010/wordprocessingDrawing" xmlns:wp="http://schemas.openxmlformats.org/drawingml/2006/wordprocessingDrawing" xmlns:wpc="http://schemas.microsoft.com/office/word/2010/wordprocessingCanvas" xmlns:wpg="http://schemas.microsoft.com/office/word/2010/wordprocessingGroup" xmlns:wpi="http://schemas.microsoft.com/office/word/2010/wordprocessingInk" xmlns:wps="http://schemas.microsoft.com/office/word/2010/wordprocessingShape" mc:Ignorable="w14 wp14">
+  <w:p>
+    <w:pPr>
+      <w:pStyle w:val="Header"/>
+      <w:jc w:val="right"/>
+    </w:pPr>
+    <w:r>
+      <w:rPr>
+        <w:rFonts w:ascii="Arial" w:hAnsi="Arial"/>
+        <w:color w:val="535E67"/>
+        <w:sz w:val="16"/>
+      </w:rPr>
+      <w:t>Bergische Anlagenbau GmbH · BEM Julian Arendt</w:t>
+    </w:r>
+  </w:p>
+</w:hdr>
 </file>
 
 <file path=word/numbering.xml><?xml version="1.0" encoding="utf-8"?>
@@ -443,9 +501,12 @@
     <w:name w:val="Normal"/>
     <w:qFormat/>
     <w:rsid w:val="00FC693F"/>
+    <w:pPr>
+      <w:spacing w:after="120"/>
+    </w:pPr>
     <w:rPr>
-      <w:rFonts w:ascii="Times New Roman" w:hAnsi="Times New Roman"/>
-      <w:sz w:val="22"/>
+      <w:rFonts w:ascii="Arial" w:hAnsi="Arial"/>
+      <w:sz w:val="21"/>
     </w:rPr>
   </w:style>
   <w:style w:type="paragraph" w:styleId="Header">
@@ -507,9 +568,10 @@
       <w:outlineLvl w:val="0"/>
     </w:pPr>
     <w:rPr>
-      <w:rFonts w:asciiTheme="majorHAnsi" w:eastAsiaTheme="majorEastAsia" w:hAnsiTheme="majorHAnsi" w:cstheme="majorBidi" w:ascii="Times New Roman" w:hAnsi="Times New Roman"/>
+      <w:rFonts w:asciiTheme="majorHAnsi" w:eastAsiaTheme="majorEastAsia" w:hAnsiTheme="majorHAnsi" w:cstheme="majorBidi" w:ascii="Arial" w:hAnsi="Arial"/>
       <w:b/>
       <w:bCs/>
+      <w:color w:val="24364B"/>
       <w:sz w:val="28"/>
       <w:szCs w:val="28"/>
     </w:rPr>
@@ -530,9 +592,10 @@
       <w:outlineLvl w:val="1"/>
     </w:pPr>
     <w:rPr>
-      <w:rFonts w:asciiTheme="majorHAnsi" w:eastAsiaTheme="majorEastAsia" w:hAnsiTheme="majorHAnsi" w:cstheme="majorBidi" w:ascii="Times New Roman" w:hAnsi="Times New Roman"/>
+      <w:rFonts w:asciiTheme="majorHAnsi" w:eastAsiaTheme="majorEastAsia" w:hAnsiTheme="majorHAnsi" w:cstheme="majorBidi" w:ascii="Arial" w:hAnsi="Arial"/>
       <w:b/>
       <w:bCs/>
+      <w:color w:val="24364B"/>
       <w:sz w:val="24"/>
       <w:szCs w:val="26"/>
     </w:rPr>
@@ -794,8 +857,8 @@
       <w:contextualSpacing/>
     </w:pPr>
     <w:rPr>
-      <w:rFonts w:asciiTheme="majorHAnsi" w:eastAsiaTheme="majorEastAsia" w:hAnsiTheme="majorHAnsi" w:cstheme="majorBidi"/>
-      <w:color w:val="17365D" w:themeColor="text2" w:themeShade="BF"/>
+      <w:rFonts w:asciiTheme="majorHAnsi" w:eastAsiaTheme="majorEastAsia" w:hAnsiTheme="majorHAnsi" w:cstheme="majorBidi" w:ascii="Arial" w:hAnsi="Arial"/>
+      <w:color w:val="24364B"/>
       <w:spacing w:val="5"/>
       <w:kern w:val="28"/>
       <w:sz w:val="52"/>
